--- a/data/revised_2026-10_full/outputs/v2/Physics/SS1.2_Mechanical_Properties_of_Materials/Physics_Mechanical_Properties_of_Materials_SummaryTable.docx
+++ b/data/revised_2026-10_full/outputs/v2/Physics/SS1.2_Mechanical_Properties_of_Materials/Physics_Mechanical_Properties_of_Materials_SummaryTable.docx
@@ -1540,7 +1540,7 @@
         </w:rPr>
         <w:t xml:space="preserve">© 2026 SeaVuria and ARES. This work is licensed under a </w:t>
       </w:r>
-      <w:hyperlink w:history="1" r:id="rIdry9xtsbv8ub7j3xsk4yx-">
+      <w:hyperlink w:history="1" r:id="rIduunldxnb5mu7ltjgubnkc">
         <w:r>
           <w:rPr>
             <w:rFonts w:ascii="Arial" w:cs="Arial" w:eastAsia="Arial" w:hAnsi="Arial"/>
@@ -1560,7 +1560,7 @@
         </w:rPr>
         <w:t xml:space="preserve"> (</w:t>
       </w:r>
-      <w:hyperlink w:history="1" r:id="rIdyx0mwy9vvjzs3rryspkrb">
+      <w:hyperlink w:history="1" r:id="rId60c0qyp6b3ldx04kgadn9">
         <w:r>
           <w:rPr>
             <w:rFonts w:ascii="Arial" w:cs="Arial" w:eastAsia="Arial" w:hAnsi="Arial"/>
@@ -1580,7 +1580,7 @@
         </w:rPr>
         <w:t xml:space="preserve">). To view a copy of this license, visit </w:t>
       </w:r>
-      <w:hyperlink w:history="1" r:id="rIdqkmyd3daqtt3iw0xn9r2v">
+      <w:hyperlink w:history="1" r:id="rIdczjb8y1tcjtnwlse_jtfv">
         <w:r>
           <w:rPr>
             <w:rFonts w:ascii="Arial" w:cs="Arial" w:eastAsia="Arial" w:hAnsi="Arial"/>
